--- a/outputs/ki-prozessberatung-kmu/honorarvertrag-diagnose-phase-b-h-bau.docx
+++ b/outputs/ki-prozessberatung-kmu/honorarvertrag-diagnose-phase-b-h-bau.docx
@@ -58,7 +58,7 @@
         <w:jc w:val="right"/>
       </w:pPr>
       <w:r>
-        <w:t>Drolshagen/Olpe, den [Datum]</w:t>
+        <w:t>Drolshagen/Olpe, den 02.09.2026</w:t>
       </w:r>
     </w:p>
     <w:p>
@@ -139,7 +139,7 @@
         <w:spacing w:after="200"/>
       </w:pPr>
       <w:r>
-        <w:t>Der Auftragnehmer erbringt für den Auftraggeber eine ingenieurtechnische Beratung zur Digitalisierung und zum Einsatz KI-gestützter Verfahren in den technischen und operativen Prozessen der B+H Bau GmbH. Gegenstand dieses Vertrags ist die Diagnose-Phase: Vorbereitung, Durchführung des Auftakt-/Kickoff-Termins, Auswertung der geführten Gespräche und Erstellung eines Abschlussberichts mit konkretem Vorschlag für die weitere Umsetzung.</w:t>
+        <w:t>Der Auftragnehmer erbringt für den Auftraggeber eine ingenieurtechnische Analyse der betrieblichen Prozesse, Strukturen und Organisation der B+H Bau GmbH. Gegenstand dieses Vertrags ist die Diagnose-Phase: Vorbereitung, Durchführung des Auftakt-/Kickoff-Termins, Auswertung der geführten Gespräche und Erstellung eines Abschlussberichts mit konkretem Vorschlag für die weitere Vorgehensweise. Die Analyse erfolgt ergebnisoffen, ohne Festlegung auf bestimmte Werkzeuge oder Technologien.</w:t>
       </w:r>
     </w:p>
     <w:p>

--- a/outputs/ki-prozessberatung-kmu/honorarvertrag-diagnose-phase-b-h-bau.docx
+++ b/outputs/ki-prozessberatung-kmu/honorarvertrag-diagnose-phase-b-h-bau.docx
@@ -4,56 +4,6 @@
   <w:body>
     <w:p>
       <w:pPr>
-        <w:spacing w:after="20"/>
-        <w:jc w:val="right"/>
-      </w:pPr>
-      <w:r>
-        <w:rPr>
-          <w:b/>
-          <w:bCs/>
-          <w:sz w:val="32"/>
-          <w:szCs w:val="32"/>
-        </w:rPr>
-        <w:t>Dipl.-Ing. Andreas Stock</w:t>
-      </w:r>
-    </w:p>
-    <w:p>
-      <w:pPr>
-        <w:jc w:val="right"/>
-      </w:pPr>
-      <w:r>
-        <w:t>Dahler Straße 50, 57462 Olpe</w:t>
-      </w:r>
-    </w:p>
-    <w:p>
-      <w:pPr>
-        <w:spacing w:after="300"/>
-        <w:jc w:val="right"/>
-      </w:pPr>
-      <w:r>
-        <w:t>Tel.: 02761-5354820 · info@ansto-finaffairs.com</w:t>
-      </w:r>
-    </w:p>
-    <w:p>
-      <w:r>
-        <w:t>B+H Bau GmbH</w:t>
-      </w:r>
-    </w:p>
-    <w:p>
-      <w:r>
-        <w:t>Simonspike 7</w:t>
-      </w:r>
-    </w:p>
-    <w:p>
-      <w:pPr>
-        <w:spacing w:after="300"/>
-      </w:pPr>
-      <w:r>
-        <w:t>57489 Drolshagen</w:t>
-      </w:r>
-    </w:p>
-    <w:p>
-      <w:pPr>
         <w:spacing w:after="360"/>
         <w:jc w:val="right"/>
       </w:pPr>
@@ -271,7 +221,6 @@
         <w:rPr>
           <w:b/>
         </w:rPr>
-        <w:lastRenderedPageBreak/>
         <w:t>§ 8 Laufzeit und Kündigung</w:t>
       </w:r>
     </w:p>
@@ -308,6 +257,7 @@
         <w:spacing w:after="600"/>
       </w:pPr>
       <w:r>
+        <w:lastRenderedPageBreak/>
         <w:t>Dieser Vertrag wird in zwei gleichlautenden Ausfertigungen erstellt, von denen jede Partei eine erhält.</w:t>
       </w:r>
     </w:p>
